--- a/chapter1/Ch1_specific_speed_insert.docx
+++ b/chapter1/Ch1_specific_speed_insert.docx
@@ -7,15 +7,21 @@
         <w:pStyle w:val="Heading1"/>
       </w:pPr>
       <w:r>
-        <w:t>Integrating Ahti's specific-speed text into the Introduction</w:t>
+        <w:t>Specific speed: the Introduction only, and what that changes elsewhere</w:t>
       </w:r>
     </w:p>
     <w:p>
       <w:pPr>
-        <w:pStyle w:val="Heading2"/>
+        <w:jc w:val="both"/>
       </w:pPr>
       <w:r>
-        <w:t>Where</w:t>
+        <w:rPr>
+          <w:b/>
+        </w:rPr>
+        <w:t>Decision (6 October 2026).</w:t>
+      </w:r>
+      <w:r>
+        <w:t xml:space="preserve"> Ahti Jaatinen-Värri's specific-speed material goes into the</w:t>
       </w:r>
     </w:p>
     <w:p>
@@ -23,7 +29,7 @@
         <w:jc w:val="both"/>
       </w:pPr>
       <w:r>
-        <w:t>**A new §1.1.2, "Where the speed requirement comes from", between the definitions and the</w:t>
+        <w:t>Introduction, in full. Chapter 2 remains Juha Saari's entire, as agreed, and §2.2 no longer</w:t>
       </w:r>
     </w:p>
     <w:p>
@@ -31,7 +37,7 @@
         <w:jc w:val="both"/>
       </w:pPr>
       <w:r>
-        <w:t>history.** The current §1.1.2 becomes §1.1.3.</w:t>
+        <w:t>derives specific speed — it applies the result. Ahti's own section in the book is Chapter 13,</w:t>
       </w:r>
     </w:p>
     <w:p>
@@ -39,16 +45,304 @@
         <w:jc w:val="both"/>
       </w:pPr>
       <w:r>
-        <w:t xml:space="preserve">The chapter's own order asks for it there. §1.1.1 answers </w:t>
+        <w:t>which he holds jointly with Jonna Tiainen; the Introduction contribution is separate from it.</w:t>
+      </w:r>
+    </w:p>
+    <w:p>
+      <w:pPr>
+        <w:jc w:val="both"/>
+      </w:pPr>
+      <w:r>
+        <w:t xml:space="preserve">The book treats specific speed </w:t>
+      </w:r>
+      <w:r>
+        <w:rPr>
+          <w:b/>
+        </w:rPr>
+        <w:t>once</w:t>
+      </w:r>
+      <w:r>
+        <w:t>. That is the point of writing it down here.</w:t>
+      </w:r>
+    </w:p>
+    <w:p>
+      <w:r>
+        <w:br w:type="page"/>
+      </w:r>
+    </w:p>
+    <w:p>
+      <w:pPr>
+        <w:pStyle w:val="Heading2"/>
+      </w:pPr>
+      <w:r>
+        <w:t>1. Where it goes in Chapter 1</w:t>
+      </w:r>
+    </w:p>
+    <w:p>
+      <w:pPr>
+        <w:jc w:val="both"/>
+      </w:pPr>
+      <w:r>
+        <w:t xml:space="preserve">A new </w:t>
+      </w:r>
+      <w:r>
+        <w:rPr>
+          <w:b/>
+        </w:rPr>
+        <w:t>§1.1.2, "Where the speed requirement comes from"</w:t>
+      </w:r>
+      <w:r>
+        <w:t>, between the definitional material</w:t>
+      </w:r>
+    </w:p>
+    <w:p>
+      <w:pPr>
+        <w:jc w:val="both"/>
+      </w:pPr>
+      <w:r>
+        <w:t>of §1.1.1 and the history of the direct-drive transition. The present §1.1.2 becomes §1.1.3.</w:t>
+      </w:r>
+    </w:p>
+    <w:p>
+      <w:pPr>
+        <w:jc w:val="both"/>
+      </w:pPr>
+      <w:r>
+        <w:t>The chapter asserts the speed requirement four times before it is a third through — "required</w:t>
+      </w:r>
+    </w:p>
+    <w:p>
+      <w:pPr>
+        <w:jc w:val="both"/>
+      </w:pPr>
+      <w:r>
+        <w:t>for compressors, pumps, and fans"; "the necessary impeller tip speeds"; "the turbine's native</w:t>
+      </w:r>
+    </w:p>
+    <w:p>
+      <w:pPr>
+        <w:jc w:val="both"/>
+      </w:pPr>
+      <w:r>
+        <w:t>speed"; "a 2-pole machine at 30 000 r/min" — and never says who decides the number. "Native</w:t>
+      </w:r>
+    </w:p>
+    <w:p>
+      <w:pPr>
+        <w:jc w:val="both"/>
+      </w:pPr>
+      <w:r>
+        <w:t>speed" is specific speed under another name, used without definition. One subsection ahead of</w:t>
+      </w:r>
+    </w:p>
+    <w:p>
+      <w:pPr>
+        <w:jc w:val="both"/>
+      </w:pPr>
+      <w:r>
+        <w:t>all four closes the hole.</w:t>
+      </w:r>
+    </w:p>
+    <w:p>
+      <w:pPr>
+        <w:jc w:val="both"/>
+      </w:pPr>
+      <w:r>
+        <w:t>Renumbering is safe: nothing in the chapter cross-references §1.1.2 by number, and the one</w:t>
+      </w:r>
+    </w:p>
+    <w:p>
+      <w:pPr>
+        <w:jc w:val="both"/>
+      </w:pPr>
+      <w:r>
+        <w:t>numbered reference in that region is to §1.1.1, which is unaffected.</w:t>
+      </w:r>
+    </w:p>
+    <w:p>
+      <w:pPr>
+        <w:jc w:val="both"/>
+      </w:pPr>
+      <w:r>
+        <w:t>Chapter 1's equations are unnumbered. Six new ones need numbers, so either §1.1.2 numbers its</w:t>
+      </w:r>
+    </w:p>
+    <w:p>
+      <w:pPr>
+        <w:jc w:val="both"/>
+      </w:pPr>
+      <w:r>
+        <w:t>own (1.1)–(1.6) and the rest of the chapter stays as it is, or the whole chapter is numbered.</w:t>
+      </w:r>
+    </w:p>
+    <w:p>
+      <w:pPr>
+        <w:jc w:val="both"/>
+      </w:pPr>
+      <w:r>
+        <w:t>The first is less work and reads normally.</w:t>
+      </w:r>
+    </w:p>
+    <w:p>
+      <w:pPr>
+        <w:jc w:val="both"/>
+      </w:pPr>
+      <w:r>
+        <w:rPr>
+          <w:b/>
+        </w:rPr>
+        <w:t>Budget.</w:t>
+      </w:r>
+      <w:r>
+        <w:t xml:space="preserve"> 26 → 28 pages, 4 → 5 tables, figures unchanged at 9. Book total 452 → 454, still</w:t>
+      </w:r>
+    </w:p>
+    <w:p>
+      <w:pPr>
+        <w:jc w:val="both"/>
+      </w:pPr>
+      <w:r>
+        <w:t>well inside the 500-page ceiling.</w:t>
+      </w:r>
+    </w:p>
+    <w:p>
+      <w:pPr>
+        <w:jc w:val="both"/>
+      </w:pPr>
+      <w:r>
+        <w:rPr>
+          <w:b/>
+        </w:rPr>
+        <w:t>Credit.</w:t>
+      </w:r>
+      <w:r>
+        <w:t xml:space="preserve"> Ahti is named at the head of Chapter 1 as the contributor of §1.1.2. The owners</w:t>
+      </w:r>
+    </w:p>
+    <w:p>
+      <w:pPr>
+        <w:jc w:val="both"/>
+      </w:pPr>
+      <w:r>
+        <w:t>table now carries that row.</w:t>
+      </w:r>
+    </w:p>
+    <w:p>
+      <w:r>
+        <w:br w:type="page"/>
+      </w:r>
+    </w:p>
+    <w:p>
+      <w:pPr>
+        <w:pStyle w:val="Heading2"/>
+      </w:pPr>
+      <w:r>
+        <w:t>2. What changes in Chapter 2</w:t>
+      </w:r>
+    </w:p>
+    <w:p>
+      <w:pPr>
+        <w:jc w:val="both"/>
+      </w:pPr>
+      <w:r>
+        <w:t>§2.2 was "Why the driven machine sets the speed: specific speed and the turbomachinery</w:t>
+      </w:r>
+    </w:p>
+    <w:p>
+      <w:pPr>
+        <w:jc w:val="both"/>
+      </w:pPr>
+      <w:r>
+        <w:t>optimum". With the derivation in Chapter 1 that section would repeat two pages of a 500-page</w:t>
+      </w:r>
+    </w:p>
+    <w:p>
+      <w:pPr>
+        <w:jc w:val="both"/>
+      </w:pPr>
+      <w:r>
+        <w:t>book and put two contributors on the same ground. It is retitled and rescoped:</w:t>
+      </w:r>
+    </w:p>
+    <w:p>
+      <w:pPr>
+        <w:jc w:val="both"/>
+      </w:pPr>
+      <w:r>
+        <w:t>&gt; **2.2 From duty to speed: where the industrial applications fall in the specific-speed</w:t>
+      </w:r>
+    </w:p>
+    <w:p>
+      <w:pPr>
+        <w:jc w:val="both"/>
+      </w:pPr>
+      <w:r>
+        <w:t>&gt; bands** (the relation itself is derived in §1.1.2)</w:t>
+      </w:r>
+    </w:p>
+    <w:p>
+      <w:pPr>
+        <w:jc w:val="both"/>
+      </w:pPr>
+      <w:r>
+        <w:t>and the chapter abstract now reads, in its opening:</w:t>
+      </w:r>
+    </w:p>
+    <w:p>
+      <w:pPr>
+        <w:jc w:val="both"/>
+      </w:pPr>
+      <w:r>
+        <w:t>&gt; It begins from the driven machine rather than the motor, because that is where the speed</w:t>
+      </w:r>
+    </w:p>
+    <w:p>
+      <w:pPr>
+        <w:jc w:val="both"/>
+      </w:pPr>
+      <w:r>
+        <w:t>&gt; requirement originates. The specific-speed relation itself is derived once, in §1.1.2, and</w:t>
+      </w:r>
+    </w:p>
+    <w:p>
+      <w:pPr>
+        <w:jc w:val="both"/>
+      </w:pPr>
+      <w:r>
+        <w:t>&gt; is not repeated here; this chapter takes it as given and asks where each industrial duty</w:t>
+      </w:r>
+    </w:p>
+    <w:p>
+      <w:pPr>
+        <w:jc w:val="both"/>
+      </w:pPr>
+      <w:r>
+        <w:t>&gt; falls against it, so that the reader sees why one application lands at 30 000 r/min and</w:t>
+      </w:r>
+    </w:p>
+    <w:p>
+      <w:pPr>
+        <w:jc w:val="both"/>
+      </w:pPr>
+      <w:r>
+        <w:t>&gt; another at 100 000.</w:t>
+      </w:r>
+    </w:p>
+    <w:p>
+      <w:pPr>
+        <w:jc w:val="both"/>
+      </w:pPr>
+      <w:r>
+        <w:t xml:space="preserve">This is a better section for Saari than the old one. Deriving </w:t>
       </w:r>
       <w:r>
         <w:rPr>
           <w:i/>
         </w:rPr>
-        <w:t>what counts as high speed</w:t>
+        <w:t>N</w:t>
       </w:r>
       <w:r>
-        <w:t xml:space="preserve"> —</w:t>
+        <w:t>s is not what he brings;</w:t>
       </w:r>
     </w:p>
     <w:p>
@@ -56,7 +350,7 @@
         <w:jc w:val="both"/>
       </w:pPr>
       <w:r>
-        <w:t>tip speed, n√P, the fP product. The next question a reader has is *why does anything have</w:t>
+        <w:t>knowing which duty lands where, and what that costs in machine terms, is.</w:t>
       </w:r>
     </w:p>
     <w:p>
@@ -64,7 +358,7 @@
         <w:jc w:val="both"/>
       </w:pPr>
       <w:r>
-        <w:t>to be high speed*, and the chapter never answers it; it moves straight to how industry</w:t>
+        <w:t>The owner note also drops the clause asking him to recruit a co-author for §2.2. He no longer</w:t>
       </w:r>
     </w:p>
     <w:p>
@@ -72,64 +366,21 @@
         <w:jc w:val="both"/>
       </w:pPr>
       <w:r>
-        <w:t>delivered the speed, first with gearboxes and then without. The requirement is asserted</w:t>
+        <w:t>needs one there — §2.2 rests on §1.1.2.</w:t>
       </w:r>
     </w:p>
     <w:p>
       <w:pPr>
         <w:jc w:val="both"/>
       </w:pPr>
-      <w:r>
-        <w:t>four times before the chapter is a third through:</w:t>
-      </w:r>
-    </w:p>
-    <w:p>
-      <w:pPr>
-        <w:pStyle w:val="ListBullet"/>
-      </w:pPr>
-      <w:r>
-        <w:t>§1.1.2 ¶1: "the industrial standard for achieving high-speed rotation, **required for</w:t>
-      </w:r>
-    </w:p>
-    <w:p>
-      <w:pPr>
-        <w:jc w:val="both"/>
-      </w:pPr>
-      <w:r>
-        <w:t>compressors, pumps, and fans**"</w:t>
-      </w:r>
-    </w:p>
-    <w:p>
-      <w:pPr>
-        <w:pStyle w:val="ListBullet"/>
-      </w:pPr>
-      <w:r>
-        <w:t>§1.2.1: "Traditionally, these required a speed-increasing gearbox to reach **the</w:t>
-      </w:r>
-    </w:p>
-    <w:p>
-      <w:pPr>
-        <w:jc w:val="both"/>
-      </w:pPr>
-      <w:r>
-        <w:t>necessary impeller tip speeds**"</w:t>
-      </w:r>
-    </w:p>
-    <w:p>
-      <w:pPr>
-        <w:pStyle w:val="ListBullet"/>
-      </w:pPr>
-      <w:r>
-        <w:t xml:space="preserve">§1.2.1: "the ability to operate at </w:t>
-      </w:r>
       <w:r>
         <w:rPr>
           <w:b/>
         </w:rPr>
-        <w:t>the turbine's native speed</w:t>
+        <w:t>He has the old wording.</w:t>
       </w:r>
       <w:r>
-        <w:t xml:space="preserve"> (often 20 000 to</w:t>
+        <w:t xml:space="preserve"> The table of contents already sent to him carries the old §2.2</w:t>
       </w:r>
     </w:p>
     <w:p>
@@ -137,24 +388,61 @@
         <w:jc w:val="both"/>
       </w:pPr>
       <w:r>
-        <w:t>50 000 r/min)"</w:t>
+        <w:t>title. Nothing starts before a contract, so there is no risk of wasted writing, but the</w:t>
       </w:r>
     </w:p>
     <w:p>
       <w:pPr>
-        <w:pStyle w:val="ListBullet"/>
+        <w:jc w:val="both"/>
       </w:pPr>
       <w:r>
-        <w:t xml:space="preserve">§1.2.1: "a 2-pole machine at </w:t>
+        <w:t>detailed section structure he is waiting for must carry the new wording, and it is worth one</w:t>
+      </w:r>
+    </w:p>
+    <w:p>
+      <w:pPr>
+        <w:jc w:val="both"/>
+      </w:pPr>
+      <w:r>
+        <w:t>line in the covering note so he sees the change rather than discovers it.</w:t>
+      </w:r>
+    </w:p>
+    <w:p>
+      <w:r>
+        <w:br w:type="page"/>
+      </w:r>
+    </w:p>
+    <w:p>
+      <w:pPr>
+        <w:pStyle w:val="Heading2"/>
+      </w:pPr>
+      <w:r>
+        <w:t>3. Draft of §1.1.2</w:t>
+      </w:r>
+    </w:p>
+    <w:p>
+      <w:pPr>
+        <w:jc w:val="both"/>
+      </w:pPr>
+      <w:r>
+        <w:t>Ahti's draft 2 carried through, with the corrections from `incoming/ahti_specific_speed/`</w:t>
+      </w:r>
+    </w:p>
+    <w:p>
+      <w:pPr>
+        <w:jc w:val="both"/>
+      </w:pPr>
+      <w:r>
+        <w:t xml:space="preserve">applied: Ω restored inside equation (1.1), </w:t>
       </w:r>
       <w:r>
         <w:rPr>
-          <w:b/>
+          <w:i/>
         </w:rPr>
-        <w:t>30 000 r/min</w:t>
+        <w:t>R</w:t>
       </w:r>
       <w:r>
-        <w:t xml:space="preserve"> results in a 500 Hz fundamental frequency"</w:t>
+        <w:t>u in the numerator of (1.3), densities</w:t>
       </w:r>
     </w:p>
     <w:p>
@@ -162,725 +450,16 @@
         <w:jc w:val="both"/>
       </w:pPr>
       <w:r>
-        <w:t>"Native speed" is specific speed under another name, used without ever being defined, and</w:t>
-      </w:r>
-    </w:p>
-    <w:p>
-      <w:pPr>
-        <w:jc w:val="both"/>
-      </w:pPr>
-      <w:r>
-        <w:t>30 000 r/min arrives from nowhere. One subsection ahead of all four of them closes the hole.</w:t>
-      </w:r>
-    </w:p>
-    <w:p>
-      <w:pPr>
-        <w:jc w:val="both"/>
-      </w:pPr>
-      <w:r>
-        <w:t>Putting it any later does not work. §1.2.1 is about topology and retention strategy, and by</w:t>
-      </w:r>
-    </w:p>
-    <w:p>
-      <w:pPr>
-        <w:jc w:val="both"/>
-      </w:pPr>
-      <w:r>
-        <w:t>then the unexplained numbers have already been used. §1.3 is the constraints, which is where</w:t>
-      </w:r>
-    </w:p>
-    <w:p>
-      <w:pPr>
-        <w:jc w:val="both"/>
-      </w:pPr>
-      <w:r>
-        <w:t>the chapter starts answering a different question.</w:t>
-      </w:r>
-    </w:p>
-    <w:p>
-      <w:pPr>
-        <w:pStyle w:val="Heading3"/>
-      </w:pPr>
-      <w:r>
-        <w:t>Renumbering is safe</w:t>
-      </w:r>
-    </w:p>
-    <w:p>
-      <w:pPr>
-        <w:jc w:val="both"/>
-      </w:pPr>
-      <w:r>
-        <w:t>Nothing in the chapter cross-references §1.1.2 by number. The one numbered forward</w:t>
-      </w:r>
-    </w:p>
-    <w:p>
-      <w:pPr>
-        <w:jc w:val="both"/>
-      </w:pPr>
-      <w:r>
-        <w:t>reference in that region is to §1.1.1 ("calibrates the classification criteria of Section</w:t>
-      </w:r>
-    </w:p>
-    <w:p>
-      <w:pPr>
-        <w:jc w:val="both"/>
-      </w:pPr>
-      <w:r>
-        <w:t>1.1.1"), which is unaffected. The chapter's equations are unnumbered, so a numbered (1.1)</w:t>
-      </w:r>
-    </w:p>
-    <w:p>
-      <w:pPr>
-        <w:jc w:val="both"/>
-      </w:pPr>
-      <w:r>
-        <w:t>either starts a scheme or stays unnumbered in the chapter's present style — the latter is</w:t>
-      </w:r>
-    </w:p>
-    <w:p>
-      <w:pPr>
-        <w:jc w:val="both"/>
-      </w:pPr>
-      <w:r>
-        <w:t>less work and consistent.</w:t>
-      </w:r>
-    </w:p>
-    <w:p>
-      <w:pPr>
-        <w:pStyle w:val="Heading2"/>
-      </w:pPr>
-      <w:r>
-        <w:t>How much</w:t>
-      </w:r>
-    </w:p>
-    <w:p>
-      <w:pPr>
-        <w:jc w:val="both"/>
-      </w:pPr>
-      <w:r>
-        <w:rPr>
-          <w:b/>
-        </w:rPr>
-        <w:t>Not all of it.</w:t>
-      </w:r>
-      <w:r>
-        <w:t xml:space="preserve"> §2.2 of the table of contents is "Why the driven machine sets the speed:</w:t>
-      </w:r>
-    </w:p>
-    <w:p>
-      <w:pPr>
-        <w:jc w:val="both"/>
-      </w:pPr>
-      <w:r>
-        <w:t>specific speed and the turbomachinery optimum", and it belongs to Juha Saari's Chapter 2.</w:t>
-      </w:r>
-    </w:p>
-    <w:p>
-      <w:pPr>
-        <w:jc w:val="both"/>
-      </w:pPr>
-      <w:r>
-        <w:t>Ahti's draft 2 — six equations, the air-against-hydrogen table, non-ideal fluids — is a §2.2</w:t>
-      </w:r>
-    </w:p>
-    <w:p>
-      <w:pPr>
-        <w:jc w:val="both"/>
-      </w:pPr>
-      <w:r>
-        <w:t>in miniature. Printing it twice costs two pages of a 500-page ceiling and makes the two</w:t>
-      </w:r>
-    </w:p>
-    <w:p>
-      <w:pPr>
-        <w:jc w:val="both"/>
-      </w:pPr>
-      <w:r>
-        <w:t>chapters read as duplicates, which is the one thing the DREM-companion positioning promises</w:t>
-      </w:r>
-    </w:p>
-    <w:p>
-      <w:pPr>
-        <w:jc w:val="both"/>
-      </w:pPr>
-      <w:r>
-        <w:t>the book does not do.</w:t>
-      </w:r>
-    </w:p>
-    <w:p>
-      <w:pPr>
-        <w:jc w:val="both"/>
-      </w:pPr>
-      <w:r>
-        <w:t>The split that works:</w:t>
-      </w:r>
-    </w:p>
-    <w:tbl>
-      <w:tblPr>
-        <w:tblStyle w:val="LightGrid-Accent1"/>
-        <w:tblW w:type="auto" w:w="0"/>
-        <w:jc w:val="center"/>
-        <w:tblLook w:firstColumn="1" w:firstRow="1" w:lastColumn="0" w:lastRow="0" w:noHBand="0" w:noVBand="1" w:val="04A0"/>
-      </w:tblPr>
-      <w:tblGrid>
-        <w:gridCol w:w="2880"/>
-        <w:gridCol w:w="2880"/>
-        <w:gridCol w:w="2880"/>
-      </w:tblGrid>
-      <w:tr>
-        <w:tc>
-          <w:tcPr>
-            <w:tcW w:type="dxa" w:w="2880"/>
-          </w:tcPr>
-          <w:p>
-            <w:r>
-              <w:rPr>
-                <w:b/>
-                <w:sz w:val="19"/>
-              </w:rPr>
-            </w:r>
-          </w:p>
-        </w:tc>
-        <w:tc>
-          <w:tcPr>
-            <w:tcW w:type="dxa" w:w="2880"/>
-          </w:tcPr>
-          <w:p>
-            <w:r>
-              <w:rPr>
-                <w:b/>
-                <w:sz w:val="19"/>
-              </w:rPr>
-            </w:r>
-            <w:r>
-              <w:rPr>
-                <w:b/>
-                <w:sz w:val="19"/>
-              </w:rPr>
-              <w:t>Chapter 1, §1.1.2</w:t>
-            </w:r>
-          </w:p>
-        </w:tc>
-        <w:tc>
-          <w:tcPr>
-            <w:tcW w:type="dxa" w:w="2880"/>
-          </w:tcPr>
-          <w:p>
-            <w:r>
-              <w:rPr>
-                <w:b/>
-                <w:sz w:val="19"/>
-              </w:rPr>
-            </w:r>
-            <w:r>
-              <w:rPr>
-                <w:b/>
-                <w:sz w:val="19"/>
-              </w:rPr>
-              <w:t>Chapter 2, §2.2</w:t>
-            </w:r>
-          </w:p>
-        </w:tc>
-      </w:tr>
-      <w:tr>
-        <w:tc>
-          <w:tcPr>
-            <w:tcW w:type="dxa" w:w="2880"/>
-          </w:tcPr>
-          <w:p>
-            <w:r>
-              <w:rPr>
-                <w:sz w:val="19"/>
-              </w:rPr>
-            </w:r>
-            <w:r>
-              <w:rPr>
-                <w:sz w:val="19"/>
-              </w:rPr>
-              <w:t>the question, and that the answer is not electrical</w:t>
-            </w:r>
-          </w:p>
-        </w:tc>
-        <w:tc>
-          <w:tcPr>
-            <w:tcW w:type="dxa" w:w="2880"/>
-          </w:tcPr>
-          <w:p>
-            <w:r>
-              <w:rPr>
-                <w:sz w:val="19"/>
-              </w:rPr>
-            </w:r>
-            <w:r>
-              <w:rPr>
-                <w:sz w:val="19"/>
-              </w:rPr>
-              <w:t>✓</w:t>
-            </w:r>
-          </w:p>
-        </w:tc>
-        <w:tc>
-          <w:tcPr>
-            <w:tcW w:type="dxa" w:w="2880"/>
-          </w:tcPr>
-          <w:p>
-            <w:r>
-              <w:rPr>
-                <w:sz w:val="19"/>
-              </w:rPr>
-            </w:r>
-          </w:p>
-        </w:tc>
-      </w:tr>
-      <w:tr>
-        <w:tc>
-          <w:tcPr>
-            <w:tcW w:type="dxa" w:w="2880"/>
-          </w:tcPr>
-          <w:p>
-            <w:r>
-              <w:rPr>
-                <w:sz w:val="19"/>
-              </w:rPr>
-            </w:r>
-            <w:r>
-              <w:rPr>
-                <w:sz w:val="19"/>
-              </w:rPr>
-              <w:t>equation (1), with units, and dimensionless</w:t>
-            </w:r>
-          </w:p>
-        </w:tc>
-        <w:tc>
-          <w:tcPr>
-            <w:tcW w:type="dxa" w:w="2880"/>
-          </w:tcPr>
-          <w:p>
-            <w:r>
-              <w:rPr>
-                <w:sz w:val="19"/>
-              </w:rPr>
-            </w:r>
-            <w:r>
-              <w:rPr>
-                <w:sz w:val="19"/>
-              </w:rPr>
-              <w:t>✓</w:t>
-            </w:r>
-          </w:p>
-        </w:tc>
-        <w:tc>
-          <w:tcPr>
-            <w:tcW w:type="dxa" w:w="2880"/>
-          </w:tcPr>
-          <w:p>
-            <w:r>
-              <w:rPr>
-                <w:sz w:val="19"/>
-              </w:rPr>
-            </w:r>
-            <w:r>
-              <w:rPr>
-                <w:sz w:val="19"/>
-              </w:rPr>
-              <w:t>✓ restated</w:t>
-            </w:r>
-          </w:p>
-        </w:tc>
-      </w:tr>
-      <w:tr>
-        <w:tc>
-          <w:tcPr>
-            <w:tcW w:type="dxa" w:w="2880"/>
-          </w:tcPr>
-          <w:p>
-            <w:r>
-              <w:rPr>
-                <w:sz w:val="19"/>
-              </w:rPr>
-            </w:r>
-            <w:r>
-              <w:rPr>
-                <w:sz w:val="19"/>
-              </w:rPr>
-              <w:t>the good Ns band for centrifugal compressors</w:t>
-            </w:r>
-          </w:p>
-        </w:tc>
-        <w:tc>
-          <w:tcPr>
-            <w:tcW w:type="dxa" w:w="2880"/>
-          </w:tcPr>
-          <w:p>
-            <w:r>
-              <w:rPr>
-                <w:sz w:val="19"/>
-              </w:rPr>
-            </w:r>
-            <w:r>
-              <w:rPr>
-                <w:sz w:val="19"/>
-              </w:rPr>
-              <w:t>✓ one line</w:t>
-            </w:r>
-          </w:p>
-        </w:tc>
-        <w:tc>
-          <w:tcPr>
-            <w:tcW w:type="dxa" w:w="2880"/>
-          </w:tcPr>
-          <w:p>
-            <w:r>
-              <w:rPr>
-                <w:sz w:val="19"/>
-              </w:rPr>
-            </w:r>
-            <w:r>
-              <w:rPr>
-                <w:sz w:val="19"/>
-              </w:rPr>
-              <w:t>✓ per machine class, with the chart</w:t>
-            </w:r>
-          </w:p>
-        </w:tc>
-      </w:tr>
-      <w:tr>
-        <w:tc>
-          <w:tcPr>
-            <w:tcW w:type="dxa" w:w="2880"/>
-          </w:tcPr>
-          <w:p>
-            <w:r>
-              <w:rPr>
-                <w:sz w:val="19"/>
-              </w:rPr>
-            </w:r>
-            <w:r>
-              <w:rPr>
-                <w:sz w:val="19"/>
-              </w:rPr>
-              <w:t>one worked number, landing on the book's own compressor</w:t>
-            </w:r>
-          </w:p>
-        </w:tc>
-        <w:tc>
-          <w:tcPr>
-            <w:tcW w:type="dxa" w:w="2880"/>
-          </w:tcPr>
-          <w:p>
-            <w:r>
-              <w:rPr>
-                <w:sz w:val="19"/>
-              </w:rPr>
-            </w:r>
-            <w:r>
-              <w:rPr>
-                <w:sz w:val="19"/>
-              </w:rPr>
-              <w:t>✓</w:t>
-            </w:r>
-          </w:p>
-        </w:tc>
-        <w:tc>
-          <w:tcPr>
-            <w:tcW w:type="dxa" w:w="2880"/>
-          </w:tcPr>
-          <w:p>
-            <w:r>
-              <w:rPr>
-                <w:sz w:val="19"/>
-              </w:rPr>
-            </w:r>
-          </w:p>
-        </w:tc>
-      </w:tr>
-      <w:tr>
-        <w:tc>
-          <w:tcPr>
-            <w:tcW w:type="dxa" w:w="2880"/>
-          </w:tcPr>
-          <w:p>
-            <w:r>
-              <w:rPr>
-                <w:sz w:val="19"/>
-              </w:rPr>
-            </w:r>
-            <w:r>
-              <w:rPr>
-                <w:sz w:val="19"/>
-              </w:rPr>
-              <w:t>equations (2)–(6), the ideal-gas apparatus</w:t>
-            </w:r>
-          </w:p>
-        </w:tc>
-        <w:tc>
-          <w:tcPr>
-            <w:tcW w:type="dxa" w:w="2880"/>
-          </w:tcPr>
-          <w:p>
-            <w:r>
-              <w:rPr>
-                <w:sz w:val="19"/>
-              </w:rPr>
-            </w:r>
-          </w:p>
-        </w:tc>
-        <w:tc>
-          <w:tcPr>
-            <w:tcW w:type="dxa" w:w="2880"/>
-          </w:tcPr>
-          <w:p>
-            <w:r>
-              <w:rPr>
-                <w:sz w:val="19"/>
-              </w:rPr>
-            </w:r>
-            <w:r>
-              <w:rPr>
-                <w:sz w:val="19"/>
-              </w:rPr>
-              <w:t>✓</w:t>
-            </w:r>
-          </w:p>
-        </w:tc>
-      </w:tr>
-      <w:tr>
-        <w:tc>
-          <w:tcPr>
-            <w:tcW w:type="dxa" w:w="2880"/>
-          </w:tcPr>
-          <w:p>
-            <w:r>
-              <w:rPr>
-                <w:sz w:val="19"/>
-              </w:rPr>
-            </w:r>
-            <w:r>
-              <w:rPr>
-                <w:sz w:val="19"/>
-              </w:rPr>
-              <w:t>the air-against-hydrogen table</w:t>
-            </w:r>
-          </w:p>
-        </w:tc>
-        <w:tc>
-          <w:tcPr>
-            <w:tcW w:type="dxa" w:w="2880"/>
-          </w:tcPr>
-          <w:p>
-            <w:r>
-              <w:rPr>
-                <w:sz w:val="19"/>
-              </w:rPr>
-            </w:r>
-          </w:p>
-        </w:tc>
-        <w:tc>
-          <w:tcPr>
-            <w:tcW w:type="dxa" w:w="2880"/>
-          </w:tcPr>
-          <w:p>
-            <w:r>
-              <w:rPr>
-                <w:sz w:val="19"/>
-              </w:rPr>
-            </w:r>
-            <w:r>
-              <w:rPr>
-                <w:sz w:val="19"/>
-              </w:rPr>
-              <w:t>✓</w:t>
-            </w:r>
-          </w:p>
-        </w:tc>
-      </w:tr>
-      <w:tr>
-        <w:tc>
-          <w:tcPr>
-            <w:tcW w:type="dxa" w:w="2880"/>
-          </w:tcPr>
-          <w:p>
-            <w:r>
-              <w:rPr>
-                <w:sz w:val="19"/>
-              </w:rPr>
-            </w:r>
-            <w:r>
-              <w:rPr>
-                <w:sz w:val="19"/>
-              </w:rPr>
-              <w:t>non-ideal fluids, CoolProp/Refprop</w:t>
-            </w:r>
-          </w:p>
-        </w:tc>
-        <w:tc>
-          <w:tcPr>
-            <w:tcW w:type="dxa" w:w="2880"/>
-          </w:tcPr>
-          <w:p>
-            <w:r>
-              <w:rPr>
-                <w:sz w:val="19"/>
-              </w:rPr>
-            </w:r>
-          </w:p>
-        </w:tc>
-        <w:tc>
-          <w:tcPr>
-            <w:tcW w:type="dxa" w:w="2880"/>
-          </w:tcPr>
-          <w:p>
-            <w:r>
-              <w:rPr>
-                <w:sz w:val="19"/>
-              </w:rPr>
-            </w:r>
-            <w:r>
-              <w:rPr>
-                <w:sz w:val="19"/>
-              </w:rPr>
-              <w:t>✓</w:t>
-            </w:r>
-          </w:p>
-        </w:tc>
-      </w:tr>
-      <w:tr>
-        <w:tc>
-          <w:tcPr>
-            <w:tcW w:type="dxa" w:w="2880"/>
-          </w:tcPr>
-          <w:p>
-            <w:r>
-              <w:rPr>
-                <w:sz w:val="19"/>
-              </w:rPr>
-            </w:r>
-            <w:r>
-              <w:rPr>
-                <w:sz w:val="19"/>
-              </w:rPr>
-              <w:t>the turbine convention for volume flow</w:t>
-            </w:r>
-          </w:p>
-        </w:tc>
-        <w:tc>
-          <w:tcPr>
-            <w:tcW w:type="dxa" w:w="2880"/>
-          </w:tcPr>
-          <w:p>
-            <w:r>
-              <w:rPr>
-                <w:sz w:val="19"/>
-              </w:rPr>
-            </w:r>
-          </w:p>
-        </w:tc>
-        <w:tc>
-          <w:tcPr>
-            <w:tcW w:type="dxa" w:w="2880"/>
-          </w:tcPr>
-          <w:p>
-            <w:r>
-              <w:rPr>
-                <w:sz w:val="19"/>
-              </w:rPr>
-            </w:r>
-            <w:r>
-              <w:rPr>
-                <w:sz w:val="19"/>
-              </w:rPr>
-              <w:t>✓</w:t>
-            </w:r>
-          </w:p>
-        </w:tc>
-      </w:tr>
-      <w:tr>
-        <w:tc>
-          <w:tcPr>
-            <w:tcW w:type="dxa" w:w="2880"/>
-          </w:tcPr>
-          <w:p>
-            <w:r>
-              <w:rPr>
-                <w:sz w:val="19"/>
-              </w:rPr>
-            </w:r>
-            <w:r>
-              <w:rPr>
-                <w:sz w:val="19"/>
-              </w:rPr>
-              <w:t>the Balje / Rodgers efficiency chart</w:t>
-            </w:r>
-          </w:p>
-        </w:tc>
-        <w:tc>
-          <w:tcPr>
-            <w:tcW w:type="dxa" w:w="2880"/>
-          </w:tcPr>
-          <w:p>
-            <w:r>
-              <w:rPr>
-                <w:sz w:val="19"/>
-              </w:rPr>
-            </w:r>
-          </w:p>
-        </w:tc>
-        <w:tc>
-          <w:tcPr>
-            <w:tcW w:type="dxa" w:w="2880"/>
-          </w:tcPr>
-          <w:p>
-            <w:r>
-              <w:rPr>
-                <w:sz w:val="19"/>
-              </w:rPr>
-            </w:r>
-            <w:r>
-              <w:rPr>
-                <w:sz w:val="19"/>
-              </w:rPr>
-              <w:t>✓</w:t>
-            </w:r>
-          </w:p>
-        </w:tc>
-      </w:tr>
-    </w:tbl>
-    <w:p>
-      <w:pPr>
-        <w:spacing w:after="120"/>
-      </w:pPr>
-    </w:p>
-    <w:p>
-      <w:pPr>
-        <w:jc w:val="both"/>
-      </w:pPr>
-      <w:r>
-        <w:t xml:space="preserve">Chapter 1 needs about 420 words and one equation — three quarters of a page. </w:t>
+        <w:t xml:space="preserve">recomputed at the 15 °C the table states, ρ in kg/m³, and </w:t>
       </w:r>
       <w:r>
         <w:rPr>
-          <w:b/>
+          <w:i/>
         </w:rPr>
-        <w:t>No figure</w:t>
+        <w:t>T</w:t>
       </w:r>
       <w:r>
-        <w:t>:</w:t>
-      </w:r>
-    </w:p>
-    <w:p>
-      <w:pPr>
-        <w:jc w:val="both"/>
-      </w:pPr>
-      <w:r>
-        <w:t>the chapter already carries nine in twenty-six pages, and the chart is §2.2's.</w:t>
-      </w:r>
-    </w:p>
-    <w:p>
-      <w:pPr>
-        <w:pStyle w:val="Heading2"/>
-      </w:pPr>
-      <w:r>
-        <w:t>Draft of the insert</w:t>
+        <w:t>in added as a column.</w:t>
       </w:r>
     </w:p>
     <w:p>
@@ -987,7 +566,7 @@
         <w:t>h</w:t>
       </w:r>
       <w:r>
-        <w:t>s^(3/4)</w:t>
+        <w:t>s^(3/4)  (1.1)</w:t>
       </w:r>
     </w:p>
     <w:p>
@@ -1037,7 +616,7 @@
         <w:jc w:val="both"/>
       </w:pPr>
       <w:r>
-        <w:t>&gt; dimensionless, and it applies to every class of turbomachine: axial and radial</w:t>
+        <w:t>&gt; dimensionless, and it applies to every class of turbomachine: axial and radial compressors,</w:t>
       </w:r>
     </w:p>
     <w:p>
@@ -1045,7 +624,7 @@
         <w:jc w:val="both"/>
       </w:pPr>
       <w:r>
-        <w:t>&gt; compressors, axial and radial turbines, pumps and fans. For each class there is a band of</w:t>
+        <w:t>&gt; axial and radial turbines, pumps and fans. The inlet volume flow follows from the required</w:t>
       </w:r>
     </w:p>
     <w:p>
@@ -1053,7 +632,31 @@
         <w:jc w:val="both"/>
       </w:pPr>
       <w:r>
-        <w:t xml:space="preserve">&gt; </w:t>
+        <w:t>&gt; mass flow and the inlet thermodynamic state; the isentropic enthalpy difference follows from</w:t>
+      </w:r>
+    </w:p>
+    <w:p>
+      <w:pPr>
+        <w:jc w:val="both"/>
+      </w:pPr>
+      <w:r>
+        <w:t>&gt; the inlet state, the required pressure ratio and the working fluid itself.</w:t>
+      </w:r>
+    </w:p>
+    <w:p>
+      <w:pPr>
+        <w:jc w:val="both"/>
+      </w:pPr>
+      <w:r>
+        <w:t>&gt;</w:t>
+      </w:r>
+    </w:p>
+    <w:p>
+      <w:pPr>
+        <w:jc w:val="both"/>
+      </w:pPr>
+      <w:r>
+        <w:t xml:space="preserve">&gt; For each class of machine there is a band of </w:t>
       </w:r>
       <w:r>
         <w:rPr>
@@ -1062,7 +665,7 @@
         <w:t>N</w:t>
       </w:r>
       <w:r>
-        <w:t>s within which good isentropic efficiency can be reached; for centrifugal compressors</w:t>
+        <w:t>s within which good isentropic efficiency can</w:t>
       </w:r>
     </w:p>
     <w:p>
@@ -1070,7 +673,7 @@
         <w:jc w:val="both"/>
       </w:pPr>
       <w:r>
-        <w:t>&gt; that band is roughly 0.6 to 0.9 [Rodgers, 1980]. The bands are semi-empirical guidelines</w:t>
+        <w:t>&gt; be reached; for centrifugal compressors that band is roughly 0.6 to 0.9 [Rodgers, 1980].</w:t>
       </w:r>
     </w:p>
     <w:p>
@@ -1078,7 +681,7 @@
         <w:jc w:val="both"/>
       </w:pPr>
       <w:r>
-        <w:t>&gt; rather than hard limits, and a designer may work off-optimum and pay for it in efficiency,</w:t>
+        <w:t>&gt; Once the designer has chosen a design specific speed, the corresponding rotational speed</w:t>
       </w:r>
     </w:p>
     <w:p>
@@ -1086,7 +689,23 @@
         <w:jc w:val="both"/>
       </w:pPr>
       <w:r>
-        <w:t>&gt; but they are narrow enough to settle the answer.</w:t>
+        <w:t>&gt; follows. The bands are semi-empirical guidelines rather than hard limits, and it is</w:t>
+      </w:r>
+    </w:p>
+    <w:p>
+      <w:pPr>
+        <w:jc w:val="both"/>
+      </w:pPr>
+      <w:r>
+        <w:t>&gt; sometimes worth designing off-optimum and paying for it in efficiency, but they are narrow</w:t>
+      </w:r>
+    </w:p>
+    <w:p>
+      <w:pPr>
+        <w:jc w:val="both"/>
+      </w:pPr>
+      <w:r>
+        <w:t>&gt; enough to settle the answer.</w:t>
       </w:r>
     </w:p>
     <w:p>
@@ -1102,7 +721,260 @@
         <w:jc w:val="both"/>
       </w:pPr>
       <w:r>
-        <w:t xml:space="preserve">&gt; Since the duty of the stage fixes </w:t>
+        <w:t>&gt; For an ideal gas the quantities in (1.1) are available in closed form. The isentropic</w:t>
+      </w:r>
+    </w:p>
+    <w:p>
+      <w:pPr>
+        <w:jc w:val="both"/>
+      </w:pPr>
+      <w:r>
+        <w:t>&gt; enthalpy rise is</w:t>
+      </w:r>
+    </w:p>
+    <w:p>
+      <w:pPr>
+        <w:jc w:val="both"/>
+      </w:pPr>
+      <w:r>
+        <w:t>&gt;</w:t>
+      </w:r>
+    </w:p>
+    <w:p>
+      <w:pPr>
+        <w:jc w:val="both"/>
+      </w:pPr>
+      <w:r>
+        <w:t>&gt; &gt; Δ</w:t>
+      </w:r>
+      <w:r>
+        <w:rPr>
+          <w:i/>
+        </w:rPr>
+        <w:t>h</w:t>
+      </w:r>
+      <w:r>
+        <w:t xml:space="preserve">s = </w:t>
+      </w:r>
+      <w:r>
+        <w:rPr>
+          <w:i/>
+        </w:rPr>
+        <w:t>R</w:t>
+      </w:r>
+      <w:r>
+        <w:t>i (1 − 1/γ)⁻¹ (</w:t>
+      </w:r>
+      <w:r>
+        <w:rPr>
+          <w:i/>
+        </w:rPr>
+        <w:t>T</w:t>
+      </w:r>
+      <w:r>
+        <w:t xml:space="preserve">out,s − </w:t>
+      </w:r>
+      <w:r>
+        <w:rPr>
+          <w:i/>
+        </w:rPr>
+        <w:t>T</w:t>
+      </w:r>
+      <w:r>
+        <w:t>in)  (1.2)</w:t>
+      </w:r>
+    </w:p>
+    <w:p>
+      <w:pPr>
+        <w:jc w:val="both"/>
+      </w:pPr>
+      <w:r>
+        <w:t>&gt;</w:t>
+      </w:r>
+    </w:p>
+    <w:p>
+      <w:pPr>
+        <w:jc w:val="both"/>
+      </w:pPr>
+      <w:r>
+        <w:t xml:space="preserve">&gt; where </w:t>
+      </w:r>
+      <w:r>
+        <w:rPr>
+          <w:i/>
+        </w:rPr>
+        <w:t>R</w:t>
+      </w:r>
+      <w:r>
+        <w:t>i [J/kg K] is the specific gas constant, γ the ratio of specific heat capacities and</w:t>
+      </w:r>
+    </w:p>
+    <w:p>
+      <w:pPr>
+        <w:jc w:val="both"/>
+      </w:pPr>
+      <w:r>
+        <w:t xml:space="preserve">&gt; </w:t>
+      </w:r>
+      <w:r>
+        <w:rPr>
+          <w:i/>
+        </w:rPr>
+        <w:t>T</w:t>
+      </w:r>
+      <w:r>
+        <w:t>out,s [K] the isentropic outlet temperature. The specific gas constant is</w:t>
+      </w:r>
+    </w:p>
+    <w:p>
+      <w:pPr>
+        <w:jc w:val="both"/>
+      </w:pPr>
+      <w:r>
+        <w:t>&gt;</w:t>
+      </w:r>
+    </w:p>
+    <w:p>
+      <w:pPr>
+        <w:jc w:val="both"/>
+      </w:pPr>
+      <w:r>
+        <w:t xml:space="preserve">&gt; &gt; </w:t>
+      </w:r>
+      <w:r>
+        <w:rPr>
+          <w:i/>
+        </w:rPr>
+        <w:t>R</w:t>
+      </w:r>
+      <w:r>
+        <w:t xml:space="preserve">i = </w:t>
+      </w:r>
+      <w:r>
+        <w:rPr>
+          <w:i/>
+        </w:rPr>
+        <w:t>R</w:t>
+      </w:r>
+      <w:r>
+        <w:t xml:space="preserve">u ⁄ </w:t>
+      </w:r>
+      <w:r>
+        <w:rPr>
+          <w:i/>
+        </w:rPr>
+        <w:t>M</w:t>
+      </w:r>
+      <w:r>
+        <w:t xml:space="preserve">  (1.3)</w:t>
+      </w:r>
+    </w:p>
+    <w:p>
+      <w:pPr>
+        <w:jc w:val="both"/>
+      </w:pPr>
+      <w:r>
+        <w:t>&gt;</w:t>
+      </w:r>
+    </w:p>
+    <w:p>
+      <w:pPr>
+        <w:jc w:val="both"/>
+      </w:pPr>
+      <w:r>
+        <w:t xml:space="preserve">&gt; with </w:t>
+      </w:r>
+      <w:r>
+        <w:rPr>
+          <w:i/>
+        </w:rPr>
+        <w:t>R</w:t>
+      </w:r>
+      <w:r>
+        <w:t xml:space="preserve">u [J/mol K] the universal gas constant and </w:t>
+      </w:r>
+      <w:r>
+        <w:rPr>
+          <w:i/>
+        </w:rPr>
+        <w:t>M</w:t>
+      </w:r>
+      <w:r>
+        <w:t xml:space="preserve"> [kg/mol] the molar mass of the working</w:t>
+      </w:r>
+    </w:p>
+    <w:p>
+      <w:pPr>
+        <w:jc w:val="both"/>
+      </w:pPr>
+      <w:r>
+        <w:t>&gt; fluid; the isentropic outlet temperature is</w:t>
+      </w:r>
+    </w:p>
+    <w:p>
+      <w:pPr>
+        <w:jc w:val="both"/>
+      </w:pPr>
+      <w:r>
+        <w:t>&gt;</w:t>
+      </w:r>
+    </w:p>
+    <w:p>
+      <w:pPr>
+        <w:jc w:val="both"/>
+      </w:pPr>
+      <w:r>
+        <w:t xml:space="preserve">&gt; &gt; </w:t>
+      </w:r>
+      <w:r>
+        <w:rPr>
+          <w:i/>
+        </w:rPr>
+        <w:t>T</w:t>
+      </w:r>
+      <w:r>
+        <w:t xml:space="preserve">out,s = </w:t>
+      </w:r>
+      <w:r>
+        <w:rPr>
+          <w:i/>
+        </w:rPr>
+        <w:t>T</w:t>
+      </w:r>
+      <w:r>
+        <w:t>in (PR)^((γ−1)/γ)  (1.4)</w:t>
+      </w:r>
+    </w:p>
+    <w:p>
+      <w:pPr>
+        <w:jc w:val="both"/>
+      </w:pPr>
+      <w:r>
+        <w:t>&gt;</w:t>
+      </w:r>
+    </w:p>
+    <w:p>
+      <w:pPr>
+        <w:jc w:val="both"/>
+      </w:pPr>
+      <w:r>
+        <w:t>&gt; for a pressure ratio PR; the inlet volume flow is</w:t>
+      </w:r>
+    </w:p>
+    <w:p>
+      <w:pPr>
+        <w:jc w:val="both"/>
+      </w:pPr>
+      <w:r>
+        <w:t>&gt;</w:t>
+      </w:r>
+    </w:p>
+    <w:p>
+      <w:pPr>
+        <w:jc w:val="both"/>
+      </w:pPr>
+      <w:r>
+        <w:t xml:space="preserve">&gt; &gt; </w:t>
       </w:r>
       <w:r>
         <w:rPr>
@@ -1111,7 +983,234 @@
         <w:t>q</w:t>
       </w:r>
       <w:r>
-        <w:t>v,in and Δ</w:t>
+        <w:t xml:space="preserve">v,in = </w:t>
+      </w:r>
+      <w:r>
+        <w:rPr>
+          <w:i/>
+        </w:rPr>
+        <w:t>q</w:t>
+      </w:r>
+      <w:r>
+        <w:t>m ⁄ ρin  (1.5)</w:t>
+      </w:r>
+    </w:p>
+    <w:p>
+      <w:pPr>
+        <w:jc w:val="both"/>
+      </w:pPr>
+      <w:r>
+        <w:t>&gt;</w:t>
+      </w:r>
+    </w:p>
+    <w:p>
+      <w:pPr>
+        <w:jc w:val="both"/>
+      </w:pPr>
+      <w:r>
+        <w:t xml:space="preserve">&gt; for a desired mass flow </w:t>
+      </w:r>
+      <w:r>
+        <w:rPr>
+          <w:i/>
+        </w:rPr>
+        <w:t>q</w:t>
+      </w:r>
+      <w:r>
+        <w:t>m [kg/s]; and for a perfect gas the inlet density comes from the</w:t>
+      </w:r>
+    </w:p>
+    <w:p>
+      <w:pPr>
+        <w:jc w:val="both"/>
+      </w:pPr>
+      <w:r>
+        <w:t>&gt; equation of state,</w:t>
+      </w:r>
+    </w:p>
+    <w:p>
+      <w:pPr>
+        <w:jc w:val="both"/>
+      </w:pPr>
+      <w:r>
+        <w:t>&gt;</w:t>
+      </w:r>
+    </w:p>
+    <w:p>
+      <w:pPr>
+        <w:jc w:val="both"/>
+      </w:pPr>
+      <w:r>
+        <w:t xml:space="preserve">&gt; &gt; ρin = </w:t>
+      </w:r>
+      <w:r>
+        <w:rPr>
+          <w:i/>
+        </w:rPr>
+        <w:t>p</w:t>
+      </w:r>
+      <w:r>
+        <w:t>in ⁄ (</w:t>
+      </w:r>
+      <w:r>
+        <w:rPr>
+          <w:i/>
+        </w:rPr>
+        <w:t>R</w:t>
+      </w:r>
+      <w:r>
+        <w:t xml:space="preserve">i </w:t>
+      </w:r>
+      <w:r>
+        <w:rPr>
+          <w:i/>
+        </w:rPr>
+        <w:t>T</w:t>
+      </w:r>
+      <w:r>
+        <w:t>in)  (1.6)</w:t>
+      </w:r>
+    </w:p>
+    <w:p>
+      <w:pPr>
+        <w:jc w:val="both"/>
+      </w:pPr>
+      <w:r>
+        <w:t>&gt;</w:t>
+      </w:r>
+    </w:p>
+    <w:p>
+      <w:pPr>
+        <w:jc w:val="both"/>
+      </w:pPr>
+      <w:r>
+        <w:t>&gt; For working fluids that are not well approximated as ideal — refrigerants, organic Rankine</w:t>
+      </w:r>
+    </w:p>
+    <w:p>
+      <w:pPr>
+        <w:jc w:val="both"/>
+      </w:pPr>
+      <w:r>
+        <w:t>&gt; cycle fluids, steam, carbon dioxide near its critical point — the properties must be taken</w:t>
+      </w:r>
+    </w:p>
+    <w:p>
+      <w:pPr>
+        <w:jc w:val="both"/>
+      </w:pPr>
+      <w:r>
+        <w:t>&gt; from a thermodynamic library such as CoolProp or REFPROP, and the structure of the</w:t>
+      </w:r>
+    </w:p>
+    <w:p>
+      <w:pPr>
+        <w:jc w:val="both"/>
+      </w:pPr>
+      <w:r>
+        <w:t>&gt; calculation is unchanged.</w:t>
+      </w:r>
+    </w:p>
+    <w:p>
+      <w:pPr>
+        <w:jc w:val="both"/>
+      </w:pPr>
+      <w:r>
+        <w:t>&gt;</w:t>
+      </w:r>
+    </w:p>
+    <w:p>
+      <w:pPr>
+        <w:jc w:val="both"/>
+      </w:pPr>
+      <w:r>
+        <w:t xml:space="preserve">&gt; </w:t>
+      </w:r>
+      <w:r>
+        <w:rPr>
+          <w:b/>
+        </w:rPr>
+        <w:t>Table 1.x</w:t>
+      </w:r>
+      <w:r>
+        <w:t xml:space="preserve"> applies this to two compressors with identical duty and different working</w:t>
+      </w:r>
+    </w:p>
+    <w:p>
+      <w:pPr>
+        <w:jc w:val="both"/>
+      </w:pPr>
+      <w:r>
+        <w:t>&gt; fluids. Both draw 3 kg/s at 1 bar and 15 °C and deliver a pressure ratio of 3, and both are</w:t>
+      </w:r>
+    </w:p>
+    <w:p>
+      <w:pPr>
+        <w:jc w:val="both"/>
+      </w:pPr>
+      <w:r>
+        <w:t xml:space="preserve">&gt; designed at </w:t>
+      </w:r>
+      <w:r>
+        <w:rPr>
+          <w:i/>
+        </w:rPr>
+        <w:t>N</w:t>
+      </w:r>
+      <w:r>
+        <w:t>s = 0.80, the middle of the centrifugal band.</w:t>
+      </w:r>
+    </w:p>
+    <w:p>
+      <w:pPr>
+        <w:jc w:val="both"/>
+      </w:pPr>
+      <w:r>
+        <w:t>&gt;</w:t>
+      </w:r>
+    </w:p>
+    <w:p>
+      <w:pPr>
+        <w:jc w:val="both"/>
+      </w:pPr>
+      <w:r>
+        <w:t xml:space="preserve">&gt; | | Fluid | </w:t>
+      </w:r>
+      <w:r>
+        <w:rPr>
+          <w:i/>
+        </w:rPr>
+        <w:t>M</w:t>
+      </w:r>
+      <w:r>
+        <w:t xml:space="preserve"> [kg/mol] | </w:t>
+      </w:r>
+      <w:r>
+        <w:rPr>
+          <w:i/>
+        </w:rPr>
+        <w:t>R</w:t>
+      </w:r>
+      <w:r>
+        <w:t xml:space="preserve">i [J/kg K] | γ | </w:t>
+      </w:r>
+      <w:r>
+        <w:rPr>
+          <w:i/>
+        </w:rPr>
+        <w:t>T</w:t>
+      </w:r>
+      <w:r>
+        <w:t xml:space="preserve">in [K] | ρin [kg/m³] | </w:t>
+      </w:r>
+      <w:r>
+        <w:rPr>
+          <w:i/>
+        </w:rPr>
+        <w:t>q</w:t>
+      </w:r>
+      <w:r>
+        <w:t>v,in [m³/s] | Δ</w:t>
       </w:r>
       <w:r>
         <w:rPr>
@@ -1120,31 +1219,7 @@
         <w:t>h</w:t>
       </w:r>
       <w:r>
-        <w:t>s, the equation then fixes Ω. Take the</w:t>
-      </w:r>
-    </w:p>
-    <w:p>
-      <w:pPr>
-        <w:jc w:val="both"/>
-      </w:pPr>
-      <w:r>
-        <w:t>&gt; centrifugal air compressor that recurs throughout this book: 3 kg/s at inlet conditions of</w:t>
-      </w:r>
-    </w:p>
-    <w:p>
-      <w:pPr>
-        <w:jc w:val="both"/>
-      </w:pPr>
-      <w:r>
-        <w:t>&gt; 1 bar and 15 °C, with a pressure ratio of 3. The inlet density follows from the gas law</w:t>
-      </w:r>
-    </w:p>
-    <w:p>
-      <w:pPr>
-        <w:jc w:val="both"/>
-      </w:pPr>
-      <w:r>
-        <w:t xml:space="preserve">&gt; and the isentropic enthalpy rise from the inlet state and the pressure ratio; with </w:t>
+        <w:t xml:space="preserve">s [J/kg] | </w:t>
       </w:r>
       <w:r>
         <w:rPr>
@@ -1153,7 +1228,7 @@
         <w:t>N</w:t>
       </w:r>
       <w:r>
-        <w:t>s at</w:t>
+        <w:t xml:space="preserve"> [r/min] |</w:t>
       </w:r>
     </w:p>
     <w:p>
@@ -1161,7 +1236,7 @@
         <w:jc w:val="both"/>
       </w:pPr>
       <w:r>
-        <w:t>&gt; the middle of the good band this gives a shaft speed close to 29 000 r/min — which is why</w:t>
+        <w:t>&gt; |---|---|---|---|---|---|---|---|---|---|</w:t>
       </w:r>
     </w:p>
     <w:p>
@@ -1169,7 +1244,7 @@
         <w:jc w:val="both"/>
       </w:pPr>
       <w:r>
-        <w:t>&gt; 30 000 r/min recurs as the nominal figure in this book — and some 320 kW of isentropic</w:t>
+        <w:t>&gt; | Compressor | air | 0.0290 | 287 | 1.40 | 288 | 1.209 | 2.481 | 106 700 | 28 640 |</w:t>
       </w:r>
     </w:p>
     <w:p>
@@ -1177,15 +1252,7 @@
         <w:jc w:val="both"/>
       </w:pPr>
       <w:r>
-        <w:t>&gt; work, about 400 kW at the shaft. No electrical quantity has entered the calculation. The</w:t>
-      </w:r>
-    </w:p>
-    <w:p>
-      <w:pPr>
-        <w:jc w:val="both"/>
-      </w:pPr>
-      <w:r>
-        <w:t>&gt; speed was decided by aerodynamics, and the electrical machine is required to deliver it.</w:t>
+        <w:t>&gt; | Compressor | hydrogen | 0.0020 | 4157 | 1.41 | 288 | 0.0835 | 35.94 | 1 550 400 | 55 990 |</w:t>
       </w:r>
     </w:p>
     <w:p>
@@ -1201,7 +1268,7 @@
         <w:jc w:val="both"/>
       </w:pPr>
       <w:r>
-        <w:t>&gt; Two consequences follow, and they organise the rest of the book. The first is that the</w:t>
+        <w:t>&gt; Two things in that table carry the argument of this book. The first is that nothing</w:t>
       </w:r>
     </w:p>
     <w:p>
@@ -1209,7 +1276,7 @@
         <w:jc w:val="both"/>
       </w:pPr>
       <w:r>
-        <w:t>&gt; speed is not among the quantities the machine designer may trade. Pole number, rotor</w:t>
+        <w:t>&gt; electrical entered the calculation. The air machine is the industrial compressor drive used</w:t>
       </w:r>
     </w:p>
     <w:p>
@@ -1217,7 +1284,7 @@
         <w:jc w:val="both"/>
       </w:pPr>
       <w:r>
-        <w:t>&gt; diameter, bearing type, cooling architecture and converter are all negotiable; the number</w:t>
+        <w:t>&gt; as a running example throughout these chapters: its duty alone gives close to 29 000 r/min,</w:t>
       </w:r>
     </w:p>
     <w:p>
@@ -1225,7 +1292,7 @@
         <w:jc w:val="both"/>
       </w:pPr>
       <w:r>
-        <w:t>&gt; on the nameplate is not, and a design procedure that treats it as an input rather than a</w:t>
+        <w:t>&gt; which is why 30 000 r/min recurs as the nominal figure, and some 320 kW of isentropic work,</w:t>
       </w:r>
     </w:p>
     <w:p>
@@ -1233,7 +1300,7 @@
         <w:jc w:val="both"/>
       </w:pPr>
       <w:r>
-        <w:t>&gt; boundary condition will fail in the way described in Chapter 7. The second is that the</w:t>
+        <w:t>&gt; about 400 kW at the shaft. The speed was decided by aerodynamics, and the electrical machine</w:t>
       </w:r>
     </w:p>
     <w:p>
@@ -1241,7 +1308,23 @@
         <w:jc w:val="both"/>
       </w:pPr>
       <w:r>
-        <w:t>&gt; number moves with the working fluid. Δ</w:t>
+        <w:t>&gt; is required to deliver it.</w:t>
+      </w:r>
+    </w:p>
+    <w:p>
+      <w:pPr>
+        <w:jc w:val="both"/>
+      </w:pPr>
+      <w:r>
+        <w:t>&gt;</w:t>
+      </w:r>
+    </w:p>
+    <w:p>
+      <w:pPr>
+        <w:jc w:val="both"/>
+      </w:pPr>
+      <w:r>
+        <w:t>&gt; The second is the effect of the working fluid. Δ</w:t>
       </w:r>
       <w:r>
         <w:rPr>
@@ -1250,7 +1333,7 @@
         <w:t>h</w:t>
       </w:r>
       <w:r>
-        <w:t>s rises as the molar mass falls, so the same duty</w:t>
+        <w:t>s rises as the molar mass falls — equations</w:t>
       </w:r>
     </w:p>
     <w:p>
@@ -1258,7 +1341,7 @@
         <w:jc w:val="both"/>
       </w:pPr>
       <w:r>
-        <w:t>&gt; in hydrogen rather than air asks for roughly twice the shaft speed. That is why hydrogen</w:t>
+        <w:t>&gt; (1.2) and (1.3) — so the same duty in hydrogen demands an isentropic enthalpy rise about</w:t>
       </w:r>
     </w:p>
     <w:p>
@@ -1266,7 +1349,7 @@
         <w:jc w:val="both"/>
       </w:pPr>
       <w:r>
-        <w:t>&gt; compression is a driver of high-speed machine development rather than an application of</w:t>
+        <w:t>&gt; 14.5 times that in air, and, through (1.1), very nearly twice the shaft speed. That is why</w:t>
       </w:r>
     </w:p>
     <w:p>
@@ -1274,7 +1357,7 @@
         <w:jc w:val="both"/>
       </w:pPr>
       <w:r>
-        <w:t>&gt; the machines that already exist. Section 2.2 develops the argument in full, with the</w:t>
+        <w:t>&gt; hydrogen compression is a driver of high-speed machine development rather than an</w:t>
       </w:r>
     </w:p>
     <w:p>
@@ -1282,16 +1365,7 @@
         <w:jc w:val="both"/>
       </w:pPr>
       <w:r>
-        <w:t>&gt; thermodynamic relations behind Δ</w:t>
-      </w:r>
-      <w:r>
-        <w:rPr>
-          <w:i/>
-        </w:rPr>
-        <w:t>h</w:t>
-      </w:r>
-      <w:r>
-        <w:t>s, the behaviour of non-ideal working fluids, and the</w:t>
+        <w:t>&gt; application of the machines that already exist, and it is treated as such in §2.8.</w:t>
       </w:r>
     </w:p>
     <w:p>
@@ -1299,7 +1373,103 @@
         <w:jc w:val="both"/>
       </w:pPr>
       <w:r>
-        <w:t>&gt; corresponding convention for turbines.</w:t>
+        <w:t>&gt;</w:t>
+      </w:r>
+    </w:p>
+    <w:p>
+      <w:pPr>
+        <w:jc w:val="both"/>
+      </w:pPr>
+      <w:r>
+        <w:t>&gt; Equation (1.1) also says, for a fixed fluid, inlet state and design specific speed, that the</w:t>
+      </w:r>
+    </w:p>
+    <w:p>
+      <w:pPr>
+        <w:jc w:val="both"/>
+      </w:pPr>
+      <w:r>
+        <w:t>&gt; larger the mass flow the lower the speed, and the higher the pressure ratio the higher the</w:t>
+      </w:r>
+    </w:p>
+    <w:p>
+      <w:pPr>
+        <w:jc w:val="both"/>
+      </w:pPr>
+      <w:r>
+        <w:t>&gt; speed. Small machines run fast. This is the mechanism behind the e-turbocharger of §2.7,</w:t>
+      </w:r>
+    </w:p>
+    <w:p>
+      <w:pPr>
+        <w:jc w:val="both"/>
+      </w:pPr>
+      <w:r>
+        <w:t>&gt; where a mass flow two orders of magnitude below the compressor above puts the design speed</w:t>
+      </w:r>
+    </w:p>
+    <w:p>
+      <w:pPr>
+        <w:jc w:val="both"/>
+      </w:pPr>
+      <w:r>
+        <w:t>&gt; past 100 000 r/min.</w:t>
+      </w:r>
+    </w:p>
+    <w:p>
+      <w:pPr>
+        <w:jc w:val="both"/>
+      </w:pPr>
+      <w:r>
+        <w:t>&gt;</w:t>
+      </w:r>
+    </w:p>
+    <w:p>
+      <w:pPr>
+        <w:jc w:val="both"/>
+      </w:pPr>
+      <w:r>
+        <w:t>&gt; Two consequences organise the rest of the book. The speed is not among the quantities the</w:t>
+      </w:r>
+    </w:p>
+    <w:p>
+      <w:pPr>
+        <w:jc w:val="both"/>
+      </w:pPr>
+      <w:r>
+        <w:t>&gt; machine designer may trade: pole number, rotor diameter, bearing type, cooling architecture</w:t>
+      </w:r>
+    </w:p>
+    <w:p>
+      <w:pPr>
+        <w:jc w:val="both"/>
+      </w:pPr>
+      <w:r>
+        <w:t>&gt; and converter are all negotiable, the number on the nameplate is not, and a sizing procedure</w:t>
+      </w:r>
+    </w:p>
+    <w:p>
+      <w:pPr>
+        <w:jc w:val="both"/>
+      </w:pPr>
+      <w:r>
+        <w:t>&gt; that treats it as an input rather than a boundary condition fails in the way described in</w:t>
+      </w:r>
+    </w:p>
+    <w:p>
+      <w:pPr>
+        <w:jc w:val="both"/>
+      </w:pPr>
+      <w:r>
+        <w:t>&gt; Chapter 7. And the speed arrives before any electromagnetic decision has been taken, which</w:t>
+      </w:r>
+    </w:p>
+    <w:p>
+      <w:pPr>
+        <w:jc w:val="both"/>
+      </w:pPr>
+      <w:r>
+        <w:t>&gt; is why this book runs the design sequence in the order it does.</w:t>
       </w:r>
     </w:p>
     <w:p>
@@ -1319,84 +1489,30 @@
       </w:r>
     </w:p>
     <w:p>
-      <w:pPr>
-        <w:pStyle w:val="Heading3"/>
-      </w:pPr>
       <w:r>
-        <w:t>The numbers in it are the corrected ones</w:t>
+        <w:br w:type="page"/>
       </w:r>
     </w:p>
     <w:p>
       <w:pPr>
-        <w:jc w:val="both"/>
+        <w:pStyle w:val="Heading2"/>
       </w:pPr>
       <w:r>
-        <w:t>"Close to 29 000 r/min" is deliberate: it is right whether Ahti's table is left as it stands</w:t>
+        <w:t>4. Still needed from Ahti</w:t>
       </w:r>
     </w:p>
     <w:p>
       <w:pPr>
-        <w:jc w:val="both"/>
-      </w:pPr>
-      <w:r>
-        <w:t>(29 405) or corrected for the 0 °C/15 °C inconsistency (28 640). It will not need revisiting</w:t>
-      </w:r>
-    </w:p>
-    <w:p>
-      <w:pPr>
-        <w:jc w:val="both"/>
-      </w:pPr>
-      <w:r>
-        <w:t>when he fixes the table.</w:t>
-      </w:r>
-    </w:p>
-    <w:p>
-      <w:pPr>
-        <w:pStyle w:val="Heading2"/>
-      </w:pPr>
-      <w:r>
-        <w:t>Practical order of operations</w:t>
-      </w:r>
-    </w:p>
-    <w:p>
-      <w:pPr>
-        <w:jc w:val="both"/>
-      </w:pPr>
-      <w:r>
-        <w:t>Chapter 1 is finished, stamped confidential and already with Wrobel, Saari and</w:t>
-      </w:r>
-    </w:p>
-    <w:p>
-      <w:pPr>
-        <w:jc w:val="both"/>
-      </w:pPr>
-      <w:r>
-        <w:t>Jaatinen-Värri/Tiainen. Adding a subsection means a new version, a re-stamp and a decision</w:t>
-      </w:r>
-    </w:p>
-    <w:p>
-      <w:pPr>
-        <w:jc w:val="both"/>
-      </w:pPr>
-      <w:r>
-        <w:t>about whether to resend.</w:t>
-      </w:r>
-    </w:p>
-    <w:p>
-      <w:pPr>
-        <w:jc w:val="both"/>
-      </w:pPr>
-      <w:r>
-        <w:t xml:space="preserve">Since the proposal has not gone to Wiley, </w:t>
-      </w:r>
+        <w:pStyle w:val="ListBullet"/>
+      </w:pPr>
       <w:r>
         <w:rPr>
           <w:b/>
         </w:rPr>
-        <w:t>hold it</w:t>
+        <w:t>The turbine convention.</w:t>
       </w:r>
       <w:r>
-        <w:t>. Collect this with the other pending</w:t>
+        <w:t xml:space="preserve"> Juha asked whether the volume flow in (1.1) is the inlet volume</w:t>
       </w:r>
     </w:p>
     <w:p>
@@ -1404,7 +1520,7 @@
         <w:jc w:val="both"/>
       </w:pPr>
       <w:r>
-        <w:t>Chapter 1 work and issue one revised version before submission rather than three. The other</w:t>
+        <w:t>for a turbine as well as for a compressor. It is not answered in draft 2, and it cannot be</w:t>
       </w:r>
     </w:p>
     <w:p>
@@ -1412,15 +1528,15 @@
         <w:jc w:val="both"/>
       </w:pPr>
       <w:r>
-        <w:t>items waiting:</w:t>
+        <w:t>guessed: a reader who assumes inlet for both will size a turbine wrong. One sentence settles</w:t>
       </w:r>
     </w:p>
     <w:p>
       <w:pPr>
-        <w:pStyle w:val="ListBullet"/>
+        <w:jc w:val="both"/>
       </w:pPr>
       <w:r>
-        <w:t>the missing §1.2 heading — the chapter runs §1.1.2 straight into §1.2.1 with no Heading 2</w:t>
+        <w:t>it, and §1.1.2 should carry it, because the book uses (1.1) for ORC turbines and</w:t>
       </w:r>
     </w:p>
     <w:p>
@@ -1428,7 +1544,7 @@
         <w:jc w:val="both"/>
       </w:pPr>
       <w:r>
-        <w:t>for "The two paradigms" in between;</w:t>
+        <w:t>turbo-expanders as well as compressors.</w:t>
       </w:r>
     </w:p>
     <w:p>
@@ -1436,7 +1552,13 @@
         <w:pStyle w:val="ListBullet"/>
       </w:pPr>
       <w:r>
-        <w:t>the roadmap's pulse-ratio wording against Juha's "nine or eleven" in the table of</w:t>
+        <w:rPr>
+          <w:b/>
+        </w:rPr>
+        <w:t>Confirmation of the corrected table.</w:t>
+      </w:r>
+      <w:r>
+        <w:t xml:space="preserve"> The 0 °C/15 °C inconsistency in his draft is</w:t>
       </w:r>
     </w:p>
     <w:p>
@@ -1444,7 +1566,7 @@
         <w:jc w:val="both"/>
       </w:pPr>
       <w:r>
-        <w:t>contents;</w:t>
+        <w:t>corrected above; he should check the numbers before they are set.</w:t>
       </w:r>
     </w:p>
     <w:p>
@@ -1452,15 +1574,21 @@
         <w:pStyle w:val="ListBullet"/>
       </w:pPr>
       <w:r>
-        <w:t>"mechanical rpm value" in §1.1, against r/min everywhere else.</w:t>
+        <w:rPr>
+          <w:b/>
+        </w:rPr>
+        <w:t>The figure, if one is wanted.</w:t>
+      </w:r>
+      <w:r>
+        <w:t xml:space="preserve"> The specific-speed-against-efficiency chart belongs in</w:t>
       </w:r>
     </w:p>
     <w:p>
       <w:pPr>
-        <w:pStyle w:val="Heading2"/>
+        <w:jc w:val="both"/>
       </w:pPr>
       <w:r>
-        <w:t>One thing to settle before it is written</w:t>
+        <w:t>§2.2 with the application map, not in §1.1.2, and should be redrawn from Balje or Rodgers</w:t>
       </w:r>
     </w:p>
     <w:p>
@@ -1468,15 +1596,15 @@
         <w:jc w:val="both"/>
       </w:pPr>
       <w:r>
-        <w:t>Ahti is writing for Chapter 1 at Juha's request, but the material's home in the table of</w:t>
+        <w:t>rather than from the company blog post he linked, which is not citable.</w:t>
       </w:r>
     </w:p>
     <w:p>
       <w:pPr>
-        <w:jc w:val="both"/>
+        <w:pStyle w:val="Heading2"/>
       </w:pPr>
       <w:r>
-        <w:t>contents is §2.2, which belongs to Juha Saari — who has accepted Chapter 2 and is waiting</w:t>
+        <w:t>5. When to apply it</w:t>
       </w:r>
     </w:p>
     <w:p>
@@ -1484,7 +1612,7 @@
         <w:jc w:val="both"/>
       </w:pPr>
       <w:r>
-        <w:t>for the detailed section structure. Two people are now working the same ground without</w:t>
+        <w:t>Chapter 1 is stamped and already with Wrobel, Saari and Jaatinen-Värri/Tiainen. Hold this and</w:t>
       </w:r>
     </w:p>
     <w:p>
@@ -1492,7 +1620,7 @@
         <w:jc w:val="both"/>
       </w:pPr>
       <w:r>
-        <w:t>knowing it. Whichever way it falls, Saari needs to be told what §2.2 still contains before</w:t>
+        <w:t>issue one revised Chapter 1 before submission, together with the other pending items: the</w:t>
       </w:r>
     </w:p>
     <w:p>
@@ -1500,7 +1628,7 @@
         <w:jc w:val="both"/>
       </w:pPr>
       <w:r>
-        <w:t>he starts, and Ahti's name belongs in the contributor list against Chapter 1 as well as</w:t>
+        <w:t>missing §1.2 heading (the chapter runs §1.1.2 straight into §1.2.1 with no Heading 2 between),</w:t>
       </w:r>
     </w:p>
     <w:p>
@@ -1508,7 +1636,15 @@
         <w:jc w:val="both"/>
       </w:pPr>
       <w:r>
-        <w:t>Chapter 13.</w:t>
+        <w:t>the roadmap's pulse-ratio wording against "nine or eleven" in Juha's table of contents, and</w:t>
+      </w:r>
+    </w:p>
+    <w:p>
+      <w:pPr>
+        <w:jc w:val="both"/>
+      </w:pPr>
+      <w:r>
+        <w:t>"mechanical rpm value" in §1.1 against r/min everywhere else.</w:t>
       </w:r>
     </w:p>
     <w:sectPr>
